--- a/Practice-8/ПР8_ЯковлевВиктор_бИПТ-251.docx
+++ b/Practice-8/ПР8_ЯковлевВиктор_бИПТ-251.docx
@@ -776,7 +776,25 @@
         <w:t>), которая выполняет сдвиг русских букв в строке и сохраняет остальные символы без изменений. Добавлена обработка ошибки ввода сдвига.</w:t>
       </w:r>
       <w:r>
-        <w:t xml:space="preserve"> Код программы и проверка отображены на рисунках 1 и 2 соответственно.</w:t>
+        <w:t xml:space="preserve"> Код программы и проверка отображены на рисунках 1</w:t>
+      </w:r>
+      <w:r>
+        <w:rPr>
+          <w:lang w:val="en-US"/>
+        </w:rPr>
+        <w:t>-2</w:t>
+      </w:r>
+      <w:r>
+        <w:t xml:space="preserve"> и </w:t>
+      </w:r>
+      <w:r>
+        <w:rPr>
+          <w:lang w:val="en-US"/>
+        </w:rPr>
+        <w:t>3</w:t>
+      </w:r>
+      <w:r>
+        <w:t xml:space="preserve"> соответственно.</w:t>
       </w:r>
     </w:p>
     <w:p>
@@ -2180,6 +2198,7 @@
   <w:style w:type="character" w:default="1" w:styleId="a0">
     <w:name w:val="Default Paragraph Font"/>
     <w:uiPriority w:val="1"/>
+    <w:semiHidden/>
     <w:unhideWhenUsed/>
   </w:style>
   <w:style w:type="table" w:default="1" w:styleId="a1">

--- a/Practice-8/ПР8_ЯковлевВиктор_бИПТ-251.docx
+++ b/Practice-8/ПР8_ЯковлевВиктор_бИПТ-251.docx
@@ -739,39 +739,63 @@
     <w:p>
       <w:pPr>
         <w:jc w:val="center"/>
-      </w:pPr>
-      <w:r>
         <w:rPr>
           <w:b/>
           <w:bCs/>
         </w:rPr>
+      </w:pPr>
+      <w:r>
+        <w:rPr>
+          <w:b/>
+          <w:bCs/>
+        </w:rPr>
         <w:t>Ход работы</w:t>
       </w:r>
     </w:p>
     <w:p/>
     <w:p>
-      <w:r>
-        <w:t xml:space="preserve">Задание 1. Для шифра Цезаря была реализована функция </w:t>
-      </w:r>
-      <w:proofErr w:type="spellStart"/>
+      <w:pPr>
+        <w:pStyle w:val="2"/>
+        <w:rPr>
+          <w:rFonts w:ascii="Times New Roman" w:hAnsi="Times New Roman" w:cs="Times New Roman"/>
+          <w:b/>
+          <w:bCs/>
+          <w:color w:val="auto"/>
+          <w:sz w:val="28"/>
+          <w:szCs w:val="28"/>
+        </w:rPr>
+      </w:pPr>
+      <w:r>
+        <w:rPr>
+          <w:rFonts w:ascii="Times New Roman" w:hAnsi="Times New Roman" w:cs="Times New Roman"/>
+          <w:b/>
+          <w:bCs/>
+          <w:color w:val="auto"/>
+          <w:sz w:val="28"/>
+          <w:szCs w:val="28"/>
+        </w:rPr>
+        <w:t>Задание 1.</w:t>
+      </w:r>
+    </w:p>
+    <w:p>
+      <w:r>
+        <w:t xml:space="preserve">Для шифра Цезаря была реализована функция </w:t>
+      </w:r>
       <w:r>
         <w:rPr>
           <w:lang w:val="en-US"/>
         </w:rPr>
         <w:t>ceasar</w:t>
       </w:r>
-      <w:proofErr w:type="spellEnd"/>
       <w:r>
         <w:t xml:space="preserve"> (</w:t>
       </w:r>
-      <w:proofErr w:type="spellStart"/>
       <w:r>
         <w:rPr>
           <w:lang w:val="en-US"/>
         </w:rPr>
         <w:t>caesar</w:t>
       </w:r>
-      <w:proofErr w:type="spellEnd"/>
       <w:r>
         <w:t>), которая выполняет сдвиг русских букв в строке и сохраняет остальные символы без изменений. Добавлена обработка ошибки ввода сдвига.</w:t>
       </w:r>
@@ -779,118 +803,1230 @@
         <w:t xml:space="preserve"> Код программы и проверка отображены на рисунках 1</w:t>
       </w:r>
       <w:r>
+        <w:t>-2</w:t>
+      </w:r>
+      <w:r>
+        <w:t xml:space="preserve"> и </w:t>
+      </w:r>
+      <w:r>
+        <w:t>3</w:t>
+      </w:r>
+      <w:r>
+        <w:t xml:space="preserve"> соответственно.</w:t>
+      </w:r>
+    </w:p>
+    <w:p>
+      <w:pPr>
+        <w:pStyle w:val="a3"/>
+      </w:pPr>
+    </w:p>
+    <w:p>
+      <w:pPr>
+        <w:pStyle w:val="a3"/>
         <w:rPr>
           <w:lang w:val="en-US"/>
         </w:rPr>
-        <w:t>-2</w:t>
+      </w:pPr>
+      <w:r>
+        <w:drawing>
+          <wp:inline distT="0" distB="0" distL="0" distR="0" wp14:anchorId="07ABDCE9" wp14:editId="674681E0">
+            <wp:extent cx="5144218" cy="3524742"/>
+            <wp:effectExtent l="0" t="0" r="0" b="0"/>
+            <wp:docPr id="2" name="Рисунок 2"/>
+            <wp:cNvGraphicFramePr>
+              <a:graphicFrameLocks xmlns:a="http://schemas.openxmlformats.org/drawingml/2006/main" noChangeAspect="1"/>
+            </wp:cNvGraphicFramePr>
+            <a:graphic xmlns:a="http://schemas.openxmlformats.org/drawingml/2006/main">
+              <a:graphicData uri="http://schemas.openxmlformats.org/drawingml/2006/picture">
+                <pic:pic xmlns:pic="http://schemas.openxmlformats.org/drawingml/2006/picture">
+                  <pic:nvPicPr>
+                    <pic:cNvPr id="1" name=""/>
+                    <pic:cNvPicPr/>
+                  </pic:nvPicPr>
+                  <pic:blipFill>
+                    <a:blip r:embed="rId8"/>
+                    <a:stretch>
+                      <a:fillRect/>
+                    </a:stretch>
+                  </pic:blipFill>
+                  <pic:spPr>
+                    <a:xfrm>
+                      <a:off x="0" y="0"/>
+                      <a:ext cx="5144218" cy="3524742"/>
+                    </a:xfrm>
+                    <a:prstGeom prst="rect">
+                      <a:avLst/>
+                    </a:prstGeom>
+                  </pic:spPr>
+                </pic:pic>
+              </a:graphicData>
+            </a:graphic>
+          </wp:inline>
+        </w:drawing>
+      </w:r>
+    </w:p>
+    <w:p>
+      <w:pPr>
+        <w:pStyle w:val="a3"/>
+        <w:rPr>
+          <w:rFonts w:cs="Times New Roman"/>
+        </w:rPr>
+      </w:pPr>
+      <w:r>
+        <w:t xml:space="preserve">Рисунок 1 </w:t>
+      </w:r>
+      <w:r>
+        <w:rPr>
+          <w:rFonts w:cs="Times New Roman"/>
+        </w:rPr>
+        <w:t>—</w:t>
+      </w:r>
+      <w:r>
+        <w:rPr>
+          <w:rFonts w:cs="Times New Roman"/>
+        </w:rPr>
+        <w:t xml:space="preserve"> Функция </w:t>
+      </w:r>
+      <w:r>
+        <w:rPr>
+          <w:rFonts w:cs="Times New Roman"/>
+          <w:lang w:val="en-US"/>
+        </w:rPr>
+        <w:t>caesar</w:t>
+      </w:r>
+      <w:r>
+        <w:rPr>
+          <w:rFonts w:cs="Times New Roman"/>
+        </w:rPr>
+        <w:t>, выполняющая основные действия шифрования текста</w:t>
+      </w:r>
+    </w:p>
+    <w:p/>
+    <w:p>
+      <w:pPr>
+        <w:pStyle w:val="a3"/>
+      </w:pPr>
+      <w:r>
+        <w:drawing>
+          <wp:inline distT="0" distB="0" distL="0" distR="0" wp14:anchorId="6674F3B6" wp14:editId="2FB67246">
+            <wp:extent cx="5839640" cy="2762636"/>
+            <wp:effectExtent l="0" t="0" r="0" b="0"/>
+            <wp:docPr id="5" name="Рисунок 5"/>
+            <wp:cNvGraphicFramePr>
+              <a:graphicFrameLocks xmlns:a="http://schemas.openxmlformats.org/drawingml/2006/main" noChangeAspect="1"/>
+            </wp:cNvGraphicFramePr>
+            <a:graphic xmlns:a="http://schemas.openxmlformats.org/drawingml/2006/main">
+              <a:graphicData uri="http://schemas.openxmlformats.org/drawingml/2006/picture">
+                <pic:pic xmlns:pic="http://schemas.openxmlformats.org/drawingml/2006/picture">
+                  <pic:nvPicPr>
+                    <pic:cNvPr id="1" name=""/>
+                    <pic:cNvPicPr/>
+                  </pic:nvPicPr>
+                  <pic:blipFill>
+                    <a:blip r:embed="rId9"/>
+                    <a:stretch>
+                      <a:fillRect/>
+                    </a:stretch>
+                  </pic:blipFill>
+                  <pic:spPr>
+                    <a:xfrm>
+                      <a:off x="0" y="0"/>
+                      <a:ext cx="5839640" cy="2762636"/>
+                    </a:xfrm>
+                    <a:prstGeom prst="rect">
+                      <a:avLst/>
+                    </a:prstGeom>
+                  </pic:spPr>
+                </pic:pic>
+              </a:graphicData>
+            </a:graphic>
+          </wp:inline>
+        </w:drawing>
+      </w:r>
+    </w:p>
+    <w:p>
+      <w:pPr>
+        <w:pStyle w:val="a3"/>
+      </w:pPr>
+      <w:r>
+        <w:t xml:space="preserve">Рисунок 2 </w:t>
+      </w:r>
+      <w:r>
+        <w:rPr>
+          <w:rFonts w:cs="Times New Roman"/>
+        </w:rPr>
+        <w:t>—</w:t>
+      </w:r>
+      <w:r>
+        <w:rPr>
+          <w:rFonts w:cs="Times New Roman"/>
+        </w:rPr>
+        <w:t xml:space="preserve"> Функция </w:t>
+      </w:r>
+      <w:r>
+        <w:rPr>
+          <w:rFonts w:cs="Times New Roman"/>
+          <w:lang w:val="en-US"/>
+        </w:rPr>
+        <w:t>task</w:t>
+      </w:r>
+      <w:r>
+        <w:rPr>
+          <w:rFonts w:cs="Times New Roman"/>
+        </w:rPr>
+        <w:t>1</w:t>
+      </w:r>
+      <w:r>
+        <w:rPr>
+          <w:rFonts w:cs="Times New Roman"/>
+        </w:rPr>
+        <w:t>, выполняющая работу с вводом от пользователя</w:t>
+      </w:r>
+    </w:p>
+    <w:p/>
+    <w:p>
+      <w:pPr>
+        <w:pStyle w:val="a3"/>
+      </w:pPr>
+      <w:r>
+        <w:drawing>
+          <wp:inline distT="0" distB="0" distL="0" distR="0" wp14:anchorId="4CC81F87" wp14:editId="346E5436">
+            <wp:extent cx="3277057" cy="2762636"/>
+            <wp:effectExtent l="0" t="0" r="0" b="0"/>
+            <wp:docPr id="6" name="Рисунок 6"/>
+            <wp:cNvGraphicFramePr>
+              <a:graphicFrameLocks xmlns:a="http://schemas.openxmlformats.org/drawingml/2006/main" noChangeAspect="1"/>
+            </wp:cNvGraphicFramePr>
+            <a:graphic xmlns:a="http://schemas.openxmlformats.org/drawingml/2006/main">
+              <a:graphicData uri="http://schemas.openxmlformats.org/drawingml/2006/picture">
+                <pic:pic xmlns:pic="http://schemas.openxmlformats.org/drawingml/2006/picture">
+                  <pic:nvPicPr>
+                    <pic:cNvPr id="1" name=""/>
+                    <pic:cNvPicPr/>
+                  </pic:nvPicPr>
+                  <pic:blipFill>
+                    <a:blip r:embed="rId10"/>
+                    <a:stretch>
+                      <a:fillRect/>
+                    </a:stretch>
+                  </pic:blipFill>
+                  <pic:spPr>
+                    <a:xfrm>
+                      <a:off x="0" y="0"/>
+                      <a:ext cx="3277057" cy="2762636"/>
+                    </a:xfrm>
+                    <a:prstGeom prst="rect">
+                      <a:avLst/>
+                    </a:prstGeom>
+                  </pic:spPr>
+                </pic:pic>
+              </a:graphicData>
+            </a:graphic>
+          </wp:inline>
+        </w:drawing>
+      </w:r>
+    </w:p>
+    <w:p>
+      <w:pPr>
+        <w:pStyle w:val="a3"/>
+      </w:pPr>
+      <w:r>
+        <w:t xml:space="preserve">Рисунок 3 </w:t>
+      </w:r>
+      <w:r>
+        <w:rPr>
+          <w:rFonts w:cs="Times New Roman"/>
+        </w:rPr>
+        <w:t>—</w:t>
+      </w:r>
+      <w:r>
+        <w:rPr>
+          <w:rFonts w:cs="Times New Roman"/>
+        </w:rPr>
+        <w:t xml:space="preserve"> Проверка работы кода для задания 1</w:t>
+      </w:r>
+    </w:p>
+    <w:p/>
+    <w:p>
+      <w:pPr>
+        <w:pStyle w:val="2"/>
+        <w:rPr>
+          <w:rFonts w:ascii="Times New Roman" w:hAnsi="Times New Roman" w:cs="Times New Roman"/>
+          <w:b/>
+          <w:bCs/>
+          <w:color w:val="auto"/>
+          <w:sz w:val="28"/>
+          <w:szCs w:val="28"/>
+        </w:rPr>
+      </w:pPr>
+      <w:r>
+        <w:rPr>
+          <w:rFonts w:ascii="Times New Roman" w:hAnsi="Times New Roman" w:cs="Times New Roman"/>
+          <w:b/>
+          <w:bCs/>
+          <w:color w:val="auto"/>
+          <w:sz w:val="28"/>
+          <w:szCs w:val="28"/>
+        </w:rPr>
+        <w:t xml:space="preserve">Задание </w:t>
+      </w:r>
+      <w:r>
+        <w:rPr>
+          <w:rFonts w:ascii="Times New Roman" w:hAnsi="Times New Roman" w:cs="Times New Roman"/>
+          <w:b/>
+          <w:bCs/>
+          <w:color w:val="auto"/>
+          <w:sz w:val="28"/>
+          <w:szCs w:val="28"/>
+        </w:rPr>
+        <w:t>2</w:t>
+      </w:r>
+      <w:r>
+        <w:rPr>
+          <w:rFonts w:ascii="Times New Roman" w:hAnsi="Times New Roman" w:cs="Times New Roman"/>
+          <w:b/>
+          <w:bCs/>
+          <w:color w:val="auto"/>
+          <w:sz w:val="28"/>
+          <w:szCs w:val="28"/>
+        </w:rPr>
+        <w:t>.</w:t>
+      </w:r>
+    </w:p>
+    <w:p>
+      <w:r>
+        <w:t xml:space="preserve">Для функции </w:t>
+      </w:r>
+      <w:r>
+        <w:rPr>
+          <w:lang w:val="en-US"/>
+        </w:rPr>
+        <w:t>power</w:t>
+      </w:r>
+      <w:r>
+        <w:t xml:space="preserve"> добавлена проверка корректности показателя степени. При вводе некорректных данных программа сообщает об ошибке, а при отрицательной степени и нулевом основании корректно обрабатывает деление на </w:t>
+      </w:r>
+      <w:r>
+        <w:lastRenderedPageBreak/>
+        <w:t>ноль.</w:t>
+      </w:r>
+      <w:r>
+        <w:t xml:space="preserve"> Код функции для задания и проверка отображены на рисунках 4 и 5 соответственно.</w:t>
+      </w:r>
+    </w:p>
+    <w:p>
+      <w:pPr>
+        <w:pStyle w:val="a3"/>
+      </w:pPr>
+    </w:p>
+    <w:p>
+      <w:pPr>
+        <w:pStyle w:val="a3"/>
+      </w:pPr>
+      <w:r>
+        <w:drawing>
+          <wp:inline distT="0" distB="0" distL="0" distR="0" wp14:anchorId="5116BB04" wp14:editId="70116B95">
+            <wp:extent cx="5639587" cy="2991267"/>
+            <wp:effectExtent l="0" t="0" r="0" b="0"/>
+            <wp:docPr id="8" name="Рисунок 8"/>
+            <wp:cNvGraphicFramePr>
+              <a:graphicFrameLocks xmlns:a="http://schemas.openxmlformats.org/drawingml/2006/main" noChangeAspect="1"/>
+            </wp:cNvGraphicFramePr>
+            <a:graphic xmlns:a="http://schemas.openxmlformats.org/drawingml/2006/main">
+              <a:graphicData uri="http://schemas.openxmlformats.org/drawingml/2006/picture">
+                <pic:pic xmlns:pic="http://schemas.openxmlformats.org/drawingml/2006/picture">
+                  <pic:nvPicPr>
+                    <pic:cNvPr id="1" name=""/>
+                    <pic:cNvPicPr/>
+                  </pic:nvPicPr>
+                  <pic:blipFill>
+                    <a:blip r:embed="rId11"/>
+                    <a:stretch>
+                      <a:fillRect/>
+                    </a:stretch>
+                  </pic:blipFill>
+                  <pic:spPr>
+                    <a:xfrm>
+                      <a:off x="0" y="0"/>
+                      <a:ext cx="5639587" cy="2991267"/>
+                    </a:xfrm>
+                    <a:prstGeom prst="rect">
+                      <a:avLst/>
+                    </a:prstGeom>
+                  </pic:spPr>
+                </pic:pic>
+              </a:graphicData>
+            </a:graphic>
+          </wp:inline>
+        </w:drawing>
+      </w:r>
+    </w:p>
+    <w:p>
+      <w:pPr>
+        <w:pStyle w:val="a3"/>
+      </w:pPr>
+      <w:r>
+        <w:t xml:space="preserve">Рисунок 4 </w:t>
+      </w:r>
+      <w:r>
+        <w:rPr>
+          <w:rFonts w:cs="Times New Roman"/>
+        </w:rPr>
+        <w:t>—</w:t>
+      </w:r>
+      <w:r>
+        <w:rPr>
+          <w:rFonts w:cs="Times New Roman"/>
+        </w:rPr>
+        <w:t xml:space="preserve"> Функция </w:t>
+      </w:r>
+      <w:r>
+        <w:rPr>
+          <w:rFonts w:cs="Times New Roman"/>
+          <w:lang w:val="en-US"/>
+        </w:rPr>
+        <w:t>task</w:t>
+      </w:r>
+      <w:r>
+        <w:rPr>
+          <w:rFonts w:cs="Times New Roman"/>
+        </w:rPr>
+        <w:t xml:space="preserve">2 </w:t>
+      </w:r>
+      <w:r>
+        <w:rPr>
+          <w:rFonts w:cs="Times New Roman"/>
+        </w:rPr>
+        <w:t>для задания 2</w:t>
+      </w:r>
+    </w:p>
+    <w:p/>
+    <w:p>
+      <w:pPr>
+        <w:pStyle w:val="a3"/>
+      </w:pPr>
+      <w:r>
+        <w:drawing>
+          <wp:inline distT="0" distB="0" distL="0" distR="0" wp14:anchorId="5DCA12AF" wp14:editId="2C3BB731">
+            <wp:extent cx="3439005" cy="3496163"/>
+            <wp:effectExtent l="0" t="0" r="9525" b="9525"/>
+            <wp:docPr id="9" name="Рисунок 9"/>
+            <wp:cNvGraphicFramePr>
+              <a:graphicFrameLocks xmlns:a="http://schemas.openxmlformats.org/drawingml/2006/main" noChangeAspect="1"/>
+            </wp:cNvGraphicFramePr>
+            <a:graphic xmlns:a="http://schemas.openxmlformats.org/drawingml/2006/main">
+              <a:graphicData uri="http://schemas.openxmlformats.org/drawingml/2006/picture">
+                <pic:pic xmlns:pic="http://schemas.openxmlformats.org/drawingml/2006/picture">
+                  <pic:nvPicPr>
+                    <pic:cNvPr id="1" name=""/>
+                    <pic:cNvPicPr/>
+                  </pic:nvPicPr>
+                  <pic:blipFill>
+                    <a:blip r:embed="rId12"/>
+                    <a:stretch>
+                      <a:fillRect/>
+                    </a:stretch>
+                  </pic:blipFill>
+                  <pic:spPr>
+                    <a:xfrm>
+                      <a:off x="0" y="0"/>
+                      <a:ext cx="3439005" cy="3496163"/>
+                    </a:xfrm>
+                    <a:prstGeom prst="rect">
+                      <a:avLst/>
+                    </a:prstGeom>
+                  </pic:spPr>
+                </pic:pic>
+              </a:graphicData>
+            </a:graphic>
+          </wp:inline>
+        </w:drawing>
+      </w:r>
+    </w:p>
+    <w:p>
+      <w:pPr>
+        <w:pStyle w:val="a3"/>
+      </w:pPr>
+      <w:r>
+        <w:t xml:space="preserve">Рисунок 5 </w:t>
+      </w:r>
+      <w:r>
+        <w:rPr>
+          <w:rFonts w:cs="Times New Roman"/>
+        </w:rPr>
+        <w:t>—</w:t>
+      </w:r>
+      <w:r>
+        <w:rPr>
+          <w:rFonts w:cs="Times New Roman"/>
+        </w:rPr>
+        <w:t xml:space="preserve"> Проверка работы кода для задания 2</w:t>
+      </w:r>
+    </w:p>
+    <w:p/>
+    <w:p>
+      <w:pPr>
+        <w:pStyle w:val="2"/>
+        <w:rPr>
+          <w:rFonts w:ascii="Times New Roman" w:hAnsi="Times New Roman" w:cs="Times New Roman"/>
+          <w:b/>
+          <w:bCs/>
+          <w:color w:val="auto"/>
+          <w:sz w:val="28"/>
+          <w:szCs w:val="28"/>
+        </w:rPr>
+      </w:pPr>
+      <w:r>
+        <w:rPr>
+          <w:rFonts w:ascii="Times New Roman" w:hAnsi="Times New Roman" w:cs="Times New Roman"/>
+          <w:b/>
+          <w:bCs/>
+          <w:color w:val="auto"/>
+          <w:sz w:val="28"/>
+          <w:szCs w:val="28"/>
+        </w:rPr>
+        <w:lastRenderedPageBreak/>
+        <w:t xml:space="preserve">Задание </w:t>
+      </w:r>
+      <w:r>
+        <w:rPr>
+          <w:rFonts w:ascii="Times New Roman" w:hAnsi="Times New Roman" w:cs="Times New Roman"/>
+          <w:b/>
+          <w:bCs/>
+          <w:color w:val="auto"/>
+          <w:sz w:val="28"/>
+          <w:szCs w:val="28"/>
+        </w:rPr>
+        <w:t>3</w:t>
+      </w:r>
+      <w:r>
+        <w:rPr>
+          <w:rFonts w:ascii="Times New Roman" w:hAnsi="Times New Roman" w:cs="Times New Roman"/>
+          <w:b/>
+          <w:bCs/>
+          <w:color w:val="auto"/>
+          <w:sz w:val="28"/>
+          <w:szCs w:val="28"/>
+        </w:rPr>
+        <w:t>.</w:t>
+      </w:r>
+    </w:p>
+    <w:p>
+      <w:r>
+        <w:t>При обработке списка ФИО программа теперь учитывает возможное отсутствие отчества. Если строка содержит менее трех элементов, запись пропускается, а при отсутствии подходящих данных выводится соответствующее сообщение.</w:t>
+      </w:r>
+      <w:r>
+        <w:t xml:space="preserve"> Код функции для задания и проверка отображены на рисунках 6 и 7 соответственно.</w:t>
+      </w:r>
+    </w:p>
+    <w:p>
+      <w:pPr>
+        <w:pStyle w:val="a3"/>
+      </w:pPr>
+    </w:p>
+    <w:p>
+      <w:pPr>
+        <w:pStyle w:val="a3"/>
+      </w:pPr>
+      <w:r>
+        <w:drawing>
+          <wp:inline distT="0" distB="0" distL="0" distR="0" wp14:anchorId="1FA6F450" wp14:editId="58EA2E4F">
+            <wp:extent cx="4810125" cy="3878781"/>
+            <wp:effectExtent l="0" t="0" r="0" b="7620"/>
+            <wp:docPr id="10" name="Рисунок 10"/>
+            <wp:cNvGraphicFramePr>
+              <a:graphicFrameLocks xmlns:a="http://schemas.openxmlformats.org/drawingml/2006/main" noChangeAspect="1"/>
+            </wp:cNvGraphicFramePr>
+            <a:graphic xmlns:a="http://schemas.openxmlformats.org/drawingml/2006/main">
+              <a:graphicData uri="http://schemas.openxmlformats.org/drawingml/2006/picture">
+                <pic:pic xmlns:pic="http://schemas.openxmlformats.org/drawingml/2006/picture">
+                  <pic:nvPicPr>
+                    <pic:cNvPr id="1" name=""/>
+                    <pic:cNvPicPr/>
+                  </pic:nvPicPr>
+                  <pic:blipFill>
+                    <a:blip r:embed="rId13"/>
+                    <a:stretch>
+                      <a:fillRect/>
+                    </a:stretch>
+                  </pic:blipFill>
+                  <pic:spPr>
+                    <a:xfrm>
+                      <a:off x="0" y="0"/>
+                      <a:ext cx="4814993" cy="3882706"/>
+                    </a:xfrm>
+                    <a:prstGeom prst="rect">
+                      <a:avLst/>
+                    </a:prstGeom>
+                  </pic:spPr>
+                </pic:pic>
+              </a:graphicData>
+            </a:graphic>
+          </wp:inline>
+        </w:drawing>
+      </w:r>
+    </w:p>
+    <w:p>
+      <w:pPr>
+        <w:pStyle w:val="a3"/>
+      </w:pPr>
+      <w:r>
+        <w:t xml:space="preserve">Рисунок 6 </w:t>
+      </w:r>
+      <w:r>
+        <w:rPr>
+          <w:rFonts w:cs="Times New Roman"/>
+        </w:rPr>
+        <w:t>—</w:t>
+      </w:r>
+      <w:r>
+        <w:rPr>
+          <w:rFonts w:cs="Times New Roman"/>
+        </w:rPr>
+        <w:t xml:space="preserve"> Функция </w:t>
+      </w:r>
+      <w:r>
+        <w:rPr>
+          <w:rFonts w:cs="Times New Roman"/>
+          <w:lang w:val="en-US"/>
+        </w:rPr>
+        <w:t>task</w:t>
+      </w:r>
+      <w:r>
+        <w:rPr>
+          <w:rFonts w:cs="Times New Roman"/>
+        </w:rPr>
+        <w:t xml:space="preserve">3 </w:t>
+      </w:r>
+      <w:r>
+        <w:rPr>
+          <w:rFonts w:cs="Times New Roman"/>
+        </w:rPr>
+        <w:t>для задания 3</w:t>
+      </w:r>
+    </w:p>
+    <w:p/>
+    <w:p>
+      <w:pPr>
+        <w:pStyle w:val="a3"/>
+      </w:pPr>
+      <w:r>
+        <w:lastRenderedPageBreak/>
+        <w:drawing>
+          <wp:inline distT="0" distB="0" distL="0" distR="0" wp14:anchorId="5543553E" wp14:editId="132A0E48">
+            <wp:extent cx="3953427" cy="5544324"/>
+            <wp:effectExtent l="0" t="0" r="9525" b="0"/>
+            <wp:docPr id="11" name="Рисунок 11"/>
+            <wp:cNvGraphicFramePr>
+              <a:graphicFrameLocks xmlns:a="http://schemas.openxmlformats.org/drawingml/2006/main" noChangeAspect="1"/>
+            </wp:cNvGraphicFramePr>
+            <a:graphic xmlns:a="http://schemas.openxmlformats.org/drawingml/2006/main">
+              <a:graphicData uri="http://schemas.openxmlformats.org/drawingml/2006/picture">
+                <pic:pic xmlns:pic="http://schemas.openxmlformats.org/drawingml/2006/picture">
+                  <pic:nvPicPr>
+                    <pic:cNvPr id="1" name=""/>
+                    <pic:cNvPicPr/>
+                  </pic:nvPicPr>
+                  <pic:blipFill>
+                    <a:blip r:embed="rId14"/>
+                    <a:stretch>
+                      <a:fillRect/>
+                    </a:stretch>
+                  </pic:blipFill>
+                  <pic:spPr>
+                    <a:xfrm>
+                      <a:off x="0" y="0"/>
+                      <a:ext cx="3953427" cy="5544324"/>
+                    </a:xfrm>
+                    <a:prstGeom prst="rect">
+                      <a:avLst/>
+                    </a:prstGeom>
+                  </pic:spPr>
+                </pic:pic>
+              </a:graphicData>
+            </a:graphic>
+          </wp:inline>
+        </w:drawing>
+      </w:r>
+    </w:p>
+    <w:p>
+      <w:pPr>
+        <w:pStyle w:val="a3"/>
+      </w:pPr>
+      <w:r>
+        <w:t xml:space="preserve">Рисунок 7 </w:t>
+      </w:r>
+      <w:r>
+        <w:rPr>
+          <w:rFonts w:cs="Times New Roman"/>
+        </w:rPr>
+        <w:t>—</w:t>
+      </w:r>
+      <w:r>
+        <w:rPr>
+          <w:rFonts w:cs="Times New Roman"/>
+        </w:rPr>
+        <w:t xml:space="preserve"> Проверка работы кода для задания 3</w:t>
+      </w:r>
+    </w:p>
+    <w:p/>
+    <w:p>
+      <w:pPr>
+        <w:pStyle w:val="2"/>
+        <w:rPr>
+          <w:rFonts w:ascii="Times New Roman" w:hAnsi="Times New Roman" w:cs="Times New Roman"/>
+          <w:b/>
+          <w:bCs/>
+          <w:color w:val="auto"/>
+          <w:sz w:val="28"/>
+          <w:szCs w:val="28"/>
+        </w:rPr>
+      </w:pPr>
+      <w:r>
+        <w:rPr>
+          <w:rFonts w:ascii="Times New Roman" w:hAnsi="Times New Roman" w:cs="Times New Roman"/>
+          <w:b/>
+          <w:bCs/>
+          <w:color w:val="auto"/>
+          <w:sz w:val="28"/>
+          <w:szCs w:val="28"/>
+        </w:rPr>
+        <w:t xml:space="preserve">Задание </w:t>
+      </w:r>
+      <w:r>
+        <w:rPr>
+          <w:rFonts w:ascii="Times New Roman" w:hAnsi="Times New Roman" w:cs="Times New Roman"/>
+          <w:b/>
+          <w:bCs/>
+          <w:color w:val="auto"/>
+          <w:sz w:val="28"/>
+          <w:szCs w:val="28"/>
+        </w:rPr>
+        <w:t>4</w:t>
+      </w:r>
+      <w:r>
+        <w:rPr>
+          <w:rFonts w:ascii="Times New Roman" w:hAnsi="Times New Roman" w:cs="Times New Roman"/>
+          <w:b/>
+          <w:bCs/>
+          <w:color w:val="auto"/>
+          <w:sz w:val="28"/>
+          <w:szCs w:val="28"/>
+        </w:rPr>
+        <w:t>.</w:t>
+      </w:r>
+    </w:p>
+    <w:p>
+      <w:r>
+        <w:t>В задаче проверки поступления добавлена обработка ошибок формата ввода экзамена и баллов, а также защита от отсутствующих обязательных экзаменов в словаре.</w:t>
+      </w:r>
+      <w:r>
+        <w:t xml:space="preserve"> Код функции для задания и проверка отображены на рисунках 8 и 9 соответственно.</w:t>
+      </w:r>
+    </w:p>
+    <w:p>
+      <w:pPr>
+        <w:pStyle w:val="a3"/>
+      </w:pPr>
+    </w:p>
+    <w:p>
+      <w:pPr>
+        <w:pStyle w:val="a3"/>
+      </w:pPr>
+      <w:r>
+        <w:lastRenderedPageBreak/>
+        <w:drawing>
+          <wp:inline distT="0" distB="0" distL="0" distR="0" wp14:anchorId="08E15D89" wp14:editId="380E721F">
+            <wp:extent cx="6152515" cy="7427595"/>
+            <wp:effectExtent l="0" t="0" r="635" b="1905"/>
+            <wp:docPr id="12" name="Рисунок 12"/>
+            <wp:cNvGraphicFramePr>
+              <a:graphicFrameLocks xmlns:a="http://schemas.openxmlformats.org/drawingml/2006/main" noChangeAspect="1"/>
+            </wp:cNvGraphicFramePr>
+            <a:graphic xmlns:a="http://schemas.openxmlformats.org/drawingml/2006/main">
+              <a:graphicData uri="http://schemas.openxmlformats.org/drawingml/2006/picture">
+                <pic:pic xmlns:pic="http://schemas.openxmlformats.org/drawingml/2006/picture">
+                  <pic:nvPicPr>
+                    <pic:cNvPr id="1" name=""/>
+                    <pic:cNvPicPr/>
+                  </pic:nvPicPr>
+                  <pic:blipFill>
+                    <a:blip r:embed="rId15"/>
+                    <a:stretch>
+                      <a:fillRect/>
+                    </a:stretch>
+                  </pic:blipFill>
+                  <pic:spPr>
+                    <a:xfrm>
+                      <a:off x="0" y="0"/>
+                      <a:ext cx="6152515" cy="7427595"/>
+                    </a:xfrm>
+                    <a:prstGeom prst="rect">
+                      <a:avLst/>
+                    </a:prstGeom>
+                  </pic:spPr>
+                </pic:pic>
+              </a:graphicData>
+            </a:graphic>
+          </wp:inline>
+        </w:drawing>
+      </w:r>
+    </w:p>
+    <w:p>
+      <w:pPr>
+        <w:pStyle w:val="a3"/>
+      </w:pPr>
+      <w:r>
+        <w:t xml:space="preserve">Рисунок 8 </w:t>
+      </w:r>
+      <w:r>
+        <w:rPr>
+          <w:rFonts w:cs="Times New Roman"/>
+        </w:rPr>
+        <w:t>—</w:t>
+      </w:r>
+      <w:r>
+        <w:rPr>
+          <w:rFonts w:cs="Times New Roman"/>
+        </w:rPr>
+        <w:t xml:space="preserve"> Функция </w:t>
+      </w:r>
+      <w:r>
+        <w:rPr>
+          <w:rFonts w:cs="Times New Roman"/>
+          <w:lang w:val="en-US"/>
+        </w:rPr>
+        <w:t>task</w:t>
+      </w:r>
+      <w:r>
+        <w:rPr>
+          <w:rFonts w:cs="Times New Roman"/>
+        </w:rPr>
+        <w:t xml:space="preserve">4 </w:t>
+      </w:r>
+      <w:r>
+        <w:rPr>
+          <w:rFonts w:cs="Times New Roman"/>
+        </w:rPr>
+        <w:t>для задания 4</w:t>
+      </w:r>
+    </w:p>
+    <w:p/>
+    <w:p>
+      <w:pPr>
+        <w:pStyle w:val="a3"/>
+        <w:rPr>
+          <w:lang w:val="en-US"/>
+        </w:rPr>
+      </w:pPr>
+      <w:r>
+        <w:rPr>
+          <w:lang w:val="en-US"/>
+        </w:rPr>
+        <w:lastRenderedPageBreak/>
+        <w:drawing>
+          <wp:inline distT="0" distB="0" distL="0" distR="0" wp14:anchorId="0D253761" wp14:editId="67CA2B59">
+            <wp:extent cx="4810796" cy="6754168"/>
+            <wp:effectExtent l="0" t="0" r="8890" b="8890"/>
+            <wp:docPr id="13" name="Рисунок 13"/>
+            <wp:cNvGraphicFramePr>
+              <a:graphicFrameLocks xmlns:a="http://schemas.openxmlformats.org/drawingml/2006/main" noChangeAspect="1"/>
+            </wp:cNvGraphicFramePr>
+            <a:graphic xmlns:a="http://schemas.openxmlformats.org/drawingml/2006/main">
+              <a:graphicData uri="http://schemas.openxmlformats.org/drawingml/2006/picture">
+                <pic:pic xmlns:pic="http://schemas.openxmlformats.org/drawingml/2006/picture">
+                  <pic:nvPicPr>
+                    <pic:cNvPr id="1" name=""/>
+                    <pic:cNvPicPr/>
+                  </pic:nvPicPr>
+                  <pic:blipFill>
+                    <a:blip r:embed="rId16"/>
+                    <a:stretch>
+                      <a:fillRect/>
+                    </a:stretch>
+                  </pic:blipFill>
+                  <pic:spPr>
+                    <a:xfrm>
+                      <a:off x="0" y="0"/>
+                      <a:ext cx="4810796" cy="6754168"/>
+                    </a:xfrm>
+                    <a:prstGeom prst="rect">
+                      <a:avLst/>
+                    </a:prstGeom>
+                  </pic:spPr>
+                </pic:pic>
+              </a:graphicData>
+            </a:graphic>
+          </wp:inline>
+        </w:drawing>
+      </w:r>
+    </w:p>
+    <w:p>
+      <w:pPr>
+        <w:pStyle w:val="a3"/>
+      </w:pPr>
+      <w:r>
+        <w:t xml:space="preserve">Рисунок 9 </w:t>
+      </w:r>
+      <w:r>
+        <w:rPr>
+          <w:rFonts w:cs="Times New Roman"/>
+        </w:rPr>
+        <w:t>—</w:t>
+      </w:r>
+      <w:r>
+        <w:rPr>
+          <w:rFonts w:cs="Times New Roman"/>
+        </w:rPr>
+        <w:t xml:space="preserve"> Проверка работа кода для задания 4</w:t>
+      </w:r>
+    </w:p>
+    <w:p/>
+    <w:p>
+      <w:pPr>
+        <w:pStyle w:val="2"/>
+        <w:rPr>
+          <w:rFonts w:ascii="Times New Roman" w:hAnsi="Times New Roman" w:cs="Times New Roman"/>
+          <w:b/>
+          <w:bCs/>
+          <w:color w:val="auto"/>
+          <w:sz w:val="28"/>
+          <w:szCs w:val="28"/>
+        </w:rPr>
+      </w:pPr>
+      <w:r>
+        <w:rPr>
+          <w:rFonts w:ascii="Times New Roman" w:hAnsi="Times New Roman" w:cs="Times New Roman"/>
+          <w:b/>
+          <w:bCs/>
+          <w:color w:val="auto"/>
+          <w:sz w:val="28"/>
+          <w:szCs w:val="28"/>
+        </w:rPr>
+        <w:t xml:space="preserve">Задание </w:t>
+      </w:r>
+      <w:r>
+        <w:rPr>
+          <w:rFonts w:ascii="Times New Roman" w:hAnsi="Times New Roman" w:cs="Times New Roman"/>
+          <w:b/>
+          <w:bCs/>
+          <w:color w:val="auto"/>
+          <w:sz w:val="28"/>
+          <w:szCs w:val="28"/>
+        </w:rPr>
+        <w:t>5</w:t>
+      </w:r>
+      <w:r>
+        <w:rPr>
+          <w:rFonts w:ascii="Times New Roman" w:hAnsi="Times New Roman" w:cs="Times New Roman"/>
+          <w:b/>
+          <w:bCs/>
+          <w:color w:val="auto"/>
+          <w:sz w:val="28"/>
+          <w:szCs w:val="28"/>
+        </w:rPr>
+        <w:t>.</w:t>
+      </w:r>
+    </w:p>
+    <w:p>
+      <w:r>
+        <w:t xml:space="preserve">Реализована транзакция перевода денег между счетами. При любой ошибке состояние словаря счетов возвращается к исходному виду, а пользователю </w:t>
+      </w:r>
+      <w:r>
+        <w:lastRenderedPageBreak/>
+        <w:t>выводится сообщение об исключении.</w:t>
+      </w:r>
+      <w:r>
+        <w:t xml:space="preserve"> </w:t>
+      </w:r>
+      <w:r>
+        <w:t xml:space="preserve">Код функции для задания и проверка отображены на рисунках </w:t>
+      </w:r>
+      <w:r>
+        <w:t>10</w:t>
       </w:r>
       <w:r>
         <w:t xml:space="preserve"> и </w:t>
       </w:r>
       <w:r>
+        <w:t>11</w:t>
+      </w:r>
+      <w:r>
+        <w:t xml:space="preserve"> соответственно.</w:t>
+      </w:r>
+    </w:p>
+    <w:p>
+      <w:pPr>
+        <w:pStyle w:val="a3"/>
+      </w:pPr>
+    </w:p>
+    <w:p>
+      <w:pPr>
+        <w:pStyle w:val="a3"/>
+      </w:pPr>
+      <w:r>
+        <w:drawing>
+          <wp:inline distT="0" distB="0" distL="0" distR="0" wp14:anchorId="5A88D400" wp14:editId="111CD330">
+            <wp:extent cx="5105400" cy="7283002"/>
+            <wp:effectExtent l="0" t="0" r="0" b="0"/>
+            <wp:docPr id="14" name="Рисунок 14"/>
+            <wp:cNvGraphicFramePr>
+              <a:graphicFrameLocks xmlns:a="http://schemas.openxmlformats.org/drawingml/2006/main" noChangeAspect="1"/>
+            </wp:cNvGraphicFramePr>
+            <a:graphic xmlns:a="http://schemas.openxmlformats.org/drawingml/2006/main">
+              <a:graphicData uri="http://schemas.openxmlformats.org/drawingml/2006/picture">
+                <pic:pic xmlns:pic="http://schemas.openxmlformats.org/drawingml/2006/picture">
+                  <pic:nvPicPr>
+                    <pic:cNvPr id="1" name=""/>
+                    <pic:cNvPicPr/>
+                  </pic:nvPicPr>
+                  <pic:blipFill>
+                    <a:blip r:embed="rId17"/>
+                    <a:stretch>
+                      <a:fillRect/>
+                    </a:stretch>
+                  </pic:blipFill>
+                  <pic:spPr>
+                    <a:xfrm>
+                      <a:off x="0" y="0"/>
+                      <a:ext cx="5115800" cy="7297838"/>
+                    </a:xfrm>
+                    <a:prstGeom prst="rect">
+                      <a:avLst/>
+                    </a:prstGeom>
+                  </pic:spPr>
+                </pic:pic>
+              </a:graphicData>
+            </a:graphic>
+          </wp:inline>
+        </w:drawing>
+      </w:r>
+    </w:p>
+    <w:p>
+      <w:pPr>
+        <w:pStyle w:val="a3"/>
+      </w:pPr>
+      <w:r>
+        <w:t xml:space="preserve">Рисунок 10 </w:t>
+      </w:r>
+      <w:r>
+        <w:rPr>
+          <w:rFonts w:cs="Times New Roman"/>
+        </w:rPr>
+        <w:t>—</w:t>
+      </w:r>
+      <w:r>
+        <w:rPr>
+          <w:rFonts w:cs="Times New Roman"/>
+        </w:rPr>
+        <w:t xml:space="preserve"> Функции, реализующие решение задания 5</w:t>
+      </w:r>
+    </w:p>
+    <w:p/>
+    <w:p>
+      <w:pPr>
+        <w:pStyle w:val="a3"/>
+      </w:pPr>
+      <w:r>
+        <w:lastRenderedPageBreak/>
+        <w:drawing>
+          <wp:inline distT="0" distB="0" distL="0" distR="0" wp14:anchorId="47FCB866" wp14:editId="453AEE15">
+            <wp:extent cx="4906060" cy="6154009"/>
+            <wp:effectExtent l="0" t="0" r="8890" b="0"/>
+            <wp:docPr id="15" name="Рисунок 15"/>
+            <wp:cNvGraphicFramePr>
+              <a:graphicFrameLocks xmlns:a="http://schemas.openxmlformats.org/drawingml/2006/main" noChangeAspect="1"/>
+            </wp:cNvGraphicFramePr>
+            <a:graphic xmlns:a="http://schemas.openxmlformats.org/drawingml/2006/main">
+              <a:graphicData uri="http://schemas.openxmlformats.org/drawingml/2006/picture">
+                <pic:pic xmlns:pic="http://schemas.openxmlformats.org/drawingml/2006/picture">
+                  <pic:nvPicPr>
+                    <pic:cNvPr id="1" name=""/>
+                    <pic:cNvPicPr/>
+                  </pic:nvPicPr>
+                  <pic:blipFill>
+                    <a:blip r:embed="rId18"/>
+                    <a:stretch>
+                      <a:fillRect/>
+                    </a:stretch>
+                  </pic:blipFill>
+                  <pic:spPr>
+                    <a:xfrm>
+                      <a:off x="0" y="0"/>
+                      <a:ext cx="4906060" cy="6154009"/>
+                    </a:xfrm>
+                    <a:prstGeom prst="rect">
+                      <a:avLst/>
+                    </a:prstGeom>
+                  </pic:spPr>
+                </pic:pic>
+              </a:graphicData>
+            </a:graphic>
+          </wp:inline>
+        </w:drawing>
+      </w:r>
+    </w:p>
+    <w:p>
+      <w:pPr>
+        <w:pStyle w:val="a3"/>
+      </w:pPr>
+      <w:r>
+        <w:t xml:space="preserve">Рисунок 11 </w:t>
+      </w:r>
+      <w:r>
+        <w:rPr>
+          <w:rFonts w:cs="Times New Roman"/>
+        </w:rPr>
+        <w:t>—</w:t>
+      </w:r>
+      <w:r>
+        <w:rPr>
+          <w:rFonts w:cs="Times New Roman"/>
+        </w:rPr>
+        <w:t xml:space="preserve"> Проверка работы кода для задания 5</w:t>
+      </w:r>
+    </w:p>
+    <w:p/>
+    <w:p>
+      <w:r>
+        <w:t>Для всех заданий создано единое меню выбора, позволяющее запускать любую задачу из одной программы.</w:t>
+      </w:r>
+      <w:r>
+        <w:t xml:space="preserve"> Рисунок 12 отображает код меню функции</w:t>
+      </w:r>
+      <w:r>
+        <w:t>.</w:t>
+      </w:r>
+    </w:p>
+    <w:p>
+      <w:pPr>
+        <w:pStyle w:val="a3"/>
+      </w:pPr>
+    </w:p>
+    <w:p>
+      <w:pPr>
+        <w:pStyle w:val="a3"/>
+      </w:pPr>
+      <w:r>
+        <w:lastRenderedPageBreak/>
+        <w:drawing>
+          <wp:inline distT="0" distB="0" distL="0" distR="0" wp14:anchorId="0AE85F64" wp14:editId="0FA02BEA">
+            <wp:extent cx="5506218" cy="7268589"/>
+            <wp:effectExtent l="0" t="0" r="0" b="8890"/>
+            <wp:docPr id="17" name="Рисунок 17"/>
+            <wp:cNvGraphicFramePr>
+              <a:graphicFrameLocks xmlns:a="http://schemas.openxmlformats.org/drawingml/2006/main" noChangeAspect="1"/>
+            </wp:cNvGraphicFramePr>
+            <a:graphic xmlns:a="http://schemas.openxmlformats.org/drawingml/2006/main">
+              <a:graphicData uri="http://schemas.openxmlformats.org/drawingml/2006/picture">
+                <pic:pic xmlns:pic="http://schemas.openxmlformats.org/drawingml/2006/picture">
+                  <pic:nvPicPr>
+                    <pic:cNvPr id="1" name=""/>
+                    <pic:cNvPicPr/>
+                  </pic:nvPicPr>
+                  <pic:blipFill>
+                    <a:blip r:embed="rId19"/>
+                    <a:stretch>
+                      <a:fillRect/>
+                    </a:stretch>
+                  </pic:blipFill>
+                  <pic:spPr>
+                    <a:xfrm>
+                      <a:off x="0" y="0"/>
+                      <a:ext cx="5506218" cy="7268589"/>
+                    </a:xfrm>
+                    <a:prstGeom prst="rect">
+                      <a:avLst/>
+                    </a:prstGeom>
+                  </pic:spPr>
+                </pic:pic>
+              </a:graphicData>
+            </a:graphic>
+          </wp:inline>
+        </w:drawing>
+      </w:r>
+    </w:p>
+    <w:p>
+      <w:pPr>
+        <w:pStyle w:val="a3"/>
+      </w:pPr>
+      <w:r>
+        <w:t xml:space="preserve">Рисунок 12 </w:t>
+      </w:r>
+      <w:r>
+        <w:rPr>
+          <w:rFonts w:cs="Times New Roman"/>
+        </w:rPr>
+        <w:t>—</w:t>
+      </w:r>
+      <w:r>
+        <w:rPr>
+          <w:rFonts w:cs="Times New Roman"/>
+        </w:rPr>
+        <w:t xml:space="preserve"> Код, реализующий меню программы</w:t>
+      </w:r>
+    </w:p>
+    <w:p/>
+    <w:p>
+      <w:pPr>
+        <w:pStyle w:val="2"/>
+        <w:rPr>
+          <w:rFonts w:ascii="Times New Roman" w:hAnsi="Times New Roman" w:cs="Times New Roman"/>
+          <w:b/>
+          <w:bCs/>
+          <w:color w:val="auto"/>
+          <w:sz w:val="28"/>
+          <w:szCs w:val="28"/>
+        </w:rPr>
+      </w:pPr>
+      <w:r>
+        <w:rPr>
+          <w:rFonts w:ascii="Times New Roman" w:hAnsi="Times New Roman" w:cs="Times New Roman"/>
+          <w:b/>
+          <w:bCs/>
+          <w:color w:val="auto"/>
+          <w:sz w:val="28"/>
+          <w:szCs w:val="28"/>
+        </w:rPr>
+        <w:lastRenderedPageBreak/>
+        <w:t>Вывод</w:t>
+      </w:r>
+    </w:p>
+    <w:p>
+      <w:r>
+        <w:t xml:space="preserve">В данной практической работе были закреплены навыки обработки исключений в </w:t>
+      </w:r>
+      <w:r>
         <w:rPr>
           <w:lang w:val="en-US"/>
         </w:rPr>
-        <w:t>3</w:t>
-      </w:r>
-      <w:r>
-        <w:t xml:space="preserve"> соответственно.</w:t>
-      </w:r>
-    </w:p>
-    <w:p>
-      <w:pPr>
-        <w:pStyle w:val="a3"/>
-      </w:pPr>
-    </w:p>
-    <w:p>
-      <w:pPr>
-        <w:pStyle w:val="a3"/>
-      </w:pPr>
-    </w:p>
-    <w:p>
-      <w:pPr>
-        <w:pStyle w:val="a3"/>
-      </w:pPr>
-    </w:p>
-    <w:p>
-      <w:r>
-        <w:t xml:space="preserve">Задание 2. Для функции </w:t>
+        <w:t>Python</w:t>
+      </w:r>
+      <w:r>
+        <w:t xml:space="preserve">, проверки входных данных и организации безопасного выполнения программ с помощью конструкции </w:t>
       </w:r>
       <w:r>
         <w:rPr>
           <w:lang w:val="en-US"/>
         </w:rPr>
-        <w:t>power</w:t>
-      </w:r>
-      <w:r>
-        <w:t xml:space="preserve"> добавлена проверка корректности показателя степени. При вводе некорректных данных программа сообщает об ошибке, а при отрицательной степени и нулевом основании корректно обрабатывает деление на ноль.</w:t>
-      </w:r>
-    </w:p>
-    <w:p>
-      <w:r>
-        <w:t>Задание 3. При обработке списка ФИО программа теперь учитывает возможное отсутствие отчества. Если строка содержит менее трех элементов, запись пропускается, а при отсутствии подходящих данных выводится соответствующее сообщение.</w:t>
-      </w:r>
-    </w:p>
-    <w:p>
-      <w:r>
-        <w:t>Задание 4. В задаче проверки поступления добавлена обработка ошибок формата ввода экзамена и баллов, а также защита от отсутствующих обязательных экзаменов в словаре.</w:t>
-      </w:r>
-    </w:p>
-    <w:p>
-      <w:r>
-        <w:lastRenderedPageBreak/>
-        <w:t>Задание 5. Реализована транзакция перевода денег между счетами. При любой ошибке состояние словаря счетов возвращается к исходному виду, а пользователю выводится сообщение об исключении.</w:t>
-      </w:r>
-    </w:p>
-    <w:p>
-      <w:r>
-        <w:t>Для всех заданий создано единое меню выбора, позволяющее запускать любую задачу из одной программы.</w:t>
-      </w:r>
-    </w:p>
-    <w:p>
-      <w:r>
-        <w:rPr>
-          <w:b/>
-        </w:rPr>
-        <w:t>Вывод</w:t>
-      </w:r>
-    </w:p>
-    <w:p>
-      <w:r>
-        <w:t xml:space="preserve">В данной практической работе были закреплены навыки обработки исключений в </w:t>
+        <w:t>try</w:t>
+      </w:r>
+      <w:r>
+        <w:t>/</w:t>
       </w:r>
       <w:r>
         <w:rPr>
           <w:lang w:val="en-US"/>
         </w:rPr>
-        <w:t>Python</w:t>
-      </w:r>
-      <w:r>
-        <w:t xml:space="preserve">, проверки входных данных и организации безопасного выполнения программ с помощью конструкции </w:t>
-      </w:r>
-      <w:r>
-        <w:rPr>
-          <w:lang w:val="en-US"/>
-        </w:rPr>
-        <w:t>try</w:t>
-      </w:r>
-      <w:r>
-        <w:t>/</w:t>
-      </w:r>
-      <w:r>
-        <w:rPr>
-          <w:lang w:val="en-US"/>
-        </w:rPr>
         <w:t>except</w:t>
       </w:r>
       <w:r>
         <w:t xml:space="preserve"> и механизма отката состояния при ошибках.</w:t>
       </w:r>
     </w:p>
-    <w:p/>
     <w:sectPr>
-      <w:footerReference w:type="default" r:id="rId8"/>
-      <w:footerReference w:type="first" r:id="rId9"/>
+      <w:footerReference w:type="default" r:id="rId20"/>
+      <w:footerReference w:type="first" r:id="rId21"/>
       <w:pgSz w:w="12240" w:h="15840"/>
       <w:pgMar w:top="1134" w:right="850" w:bottom="1134" w:left="1701" w:header="720" w:footer="720" w:gutter="0"/>
       <w:cols w:space="720"/>
@@ -2228,7 +3364,7 @@
     <w:link w:val="a4"/>
     <w:autoRedefine/>
     <w:qFormat/>
-    <w:rsid w:val="00335D44"/>
+    <w:rsid w:val="001054D2"/>
     <w:pPr>
       <w:spacing w:line="240" w:lineRule="auto"/>
       <w:ind w:firstLine="0"/>
@@ -2247,7 +3383,7 @@
     <w:name w:val="Таблица Знак"/>
     <w:basedOn w:val="a0"/>
     <w:link w:val="a3"/>
-    <w:rsid w:val="00335D44"/>
+    <w:rsid w:val="001054D2"/>
     <w:rPr>
       <w:rFonts w:ascii="Times New Roman" w:hAnsi="Times New Roman"/>
       <w:lang w:val="ru-RU"/>
@@ -2700,6 +3836,25 @@
     <w:rsid w:val="00134429"/>
     <w:rPr>
       <w:color w:val="666666"/>
+    </w:rPr>
+  </w:style>
+  <w:style w:type="paragraph" w:styleId="af5">
+    <w:name w:val="No Spacing"/>
+    <w:uiPriority w:val="1"/>
+    <w:qFormat/>
+    <w:rsid w:val="001054D2"/>
+    <w:pPr>
+      <w:spacing w:after="0" w:line="240" w:lineRule="auto"/>
+      <w:ind w:firstLine="709"/>
+      <w:jc w:val="both"/>
+    </w:pPr>
+    <w:rPr>
+      <w:rFonts w:ascii="Times New Roman" w:hAnsi="Times New Roman" w:cs="Calibri"/>
+      <w:kern w:val="0"/>
+      <w:sz w:val="28"/>
+      <w:szCs w:val="22"/>
+      <w:lang w:val="ru-RU" w:eastAsia="ru-RU"/>
+      <w14:ligatures w14:val="none"/>
     </w:rPr>
   </w:style>
 </w:styles>
